--- a/docs/設計書.docx
+++ b/docs/設計書.docx
@@ -47,7 +47,7 @@
           <w:sz w:val="24"/>
           <w:szCs w:val="24"/>
         </w:rPr>
-        <w:t xml:space="preserve">第1版</w:t>
+        <w:t xml:space="preserve">第2版</w:t>
       </w:r>
     </w:p>
     <w:p>
@@ -262,6 +262,100 @@
                 <w:szCs w:val="20"/>
               </w:rPr>
               <w:t xml:space="preserve">「案件配信メール管理システム 仕様書(第3版)」より基本設計・詳細設計・LLM連携仕様・画面表示対応・ログ項目を抜粋して新規作成</w:t>
+            </w:r>
+          </w:p>
+        </w:tc>
+        <w:tc>
+          <w:tcPr>
+            <w:tcW w:type="pct" w:w="20%"/>
+            <w:tcMar>
+              <w:top w:type="dxa" w:w="60"/>
+              <w:left w:type="dxa" w:w="100"/>
+              <w:bottom w:type="dxa" w:w="60"/>
+              <w:right w:type="dxa" w:w="100"/>
+            </w:tcMar>
+          </w:tcPr>
+          <w:p>
+            <w:r>
+              <w:rPr>
+                <w:rFonts w:ascii="游ゴシック" w:cs="游ゴシック" w:eastAsia="游ゴシック" w:hAnsi="游ゴシック"/>
+                <w:b w:val="false"/>
+                <w:bCs w:val="false"/>
+                <w:sz w:val="20"/>
+                <w:szCs w:val="20"/>
+              </w:rPr>
+              <w:t xml:space="preserve">―</w:t>
+            </w:r>
+          </w:p>
+        </w:tc>
+      </w:tr>
+      <w:tr>
+        <w:tc>
+          <w:tcPr>
+            <w:tcW w:type="pct" w:w="10%"/>
+            <w:tcMar>
+              <w:top w:type="dxa" w:w="60"/>
+              <w:left w:type="dxa" w:w="100"/>
+              <w:bottom w:type="dxa" w:w="60"/>
+              <w:right w:type="dxa" w:w="100"/>
+            </w:tcMar>
+          </w:tcPr>
+          <w:p>
+            <w:r>
+              <w:rPr>
+                <w:rFonts w:ascii="游ゴシック" w:cs="游ゴシック" w:eastAsia="游ゴシック" w:hAnsi="游ゴシック"/>
+                <w:b w:val="false"/>
+                <w:bCs w:val="false"/>
+                <w:sz w:val="20"/>
+                <w:szCs w:val="20"/>
+              </w:rPr>
+              <w:t xml:space="preserve">第2版</w:t>
+            </w:r>
+          </w:p>
+        </w:tc>
+        <w:tc>
+          <w:tcPr>
+            <w:tcW w:type="pct" w:w="15%"/>
+            <w:tcMar>
+              <w:top w:type="dxa" w:w="60"/>
+              <w:left w:type="dxa" w:w="100"/>
+              <w:bottom w:type="dxa" w:w="60"/>
+              <w:right w:type="dxa" w:w="100"/>
+            </w:tcMar>
+          </w:tcPr>
+          <w:p>
+            <w:r>
+              <w:rPr>
+                <w:rFonts w:ascii="游ゴシック" w:cs="游ゴシック" w:eastAsia="游ゴシック" w:hAnsi="游ゴシック"/>
+                <w:b w:val="false"/>
+                <w:bCs w:val="false"/>
+                <w:sz w:val="20"/>
+                <w:szCs w:val="20"/>
+              </w:rPr>
+              <w:t xml:space="preserve">2026-07-09</w:t>
+            </w:r>
+          </w:p>
+        </w:tc>
+        <w:tc>
+          <w:tcPr>
+            <w:tcW w:type="pct" w:w="55%"/>
+            <w:tcMar>
+              <w:top w:type="dxa" w:w="60"/>
+              <w:left w:type="dxa" w:w="100"/>
+              <w:bottom w:type="dxa" w:w="60"/>
+              <w:right w:type="dxa" w:w="100"/>
+            </w:tcMar>
+          </w:tcPr>
+          <w:p>
+            <w:r>
+              <w:rPr>
+                <w:rFonts w:ascii="游ゴシック" w:cs="游ゴシック" w:eastAsia="游ゴシック" w:hAnsi="游ゴシック"/>
+                <w:b w:val="false"/>
+                <w:bCs w:val="false"/>
+                <w:sz w:val="20"/>
+                <w:szCs w:val="20"/>
+              </w:rPr>
+              <w:t xml:space="preserve">CSV自動書き出し機能(保存先フォルダ設定、IndexedDB/localStorageの新規項目、CSV自動書き出しシーケンス図)を反映。2.3.7、3.2.6を新設</w:t>
             </w:r>
           </w:p>
         </w:tc>
@@ -6194,6 +6288,334 @@
           </w:p>
         </w:tc>
       </w:tr>
+      <w:tr>
+        <w:tc>
+          <w:tcPr>
+            <w:tcW w:type="pct" w:w="20%"/>
+            <w:tcMar>
+              <w:top w:type="dxa" w:w="60"/>
+              <w:left w:type="dxa" w:w="100"/>
+              <w:bottom w:type="dxa" w:w="60"/>
+              <w:right w:type="dxa" w:w="100"/>
+            </w:tcMar>
+          </w:tcPr>
+          <w:p>
+            <w:r>
+              <w:rPr>
+                <w:rFonts w:ascii="游ゴシック" w:cs="游ゴシック" w:eastAsia="游ゴシック" w:hAnsi="游ゴシック"/>
+                <w:b w:val="false"/>
+                <w:bCs w:val="false"/>
+                <w:sz w:val="20"/>
+                <w:szCs w:val="20"/>
+              </w:rPr>
+              <w:t xml:space="preserve">autoExportEnabled</w:t>
+            </w:r>
+          </w:p>
+        </w:tc>
+        <w:tc>
+          <w:tcPr>
+            <w:tcW w:type="pct" w:w="20%"/>
+            <w:tcMar>
+              <w:top w:type="dxa" w:w="60"/>
+              <w:left w:type="dxa" w:w="100"/>
+              <w:bottom w:type="dxa" w:w="60"/>
+              <w:right w:type="dxa" w:w="100"/>
+            </w:tcMar>
+          </w:tcPr>
+          <w:p>
+            <w:r>
+              <w:rPr>
+                <w:rFonts w:ascii="游ゴシック" w:cs="游ゴシック" w:eastAsia="游ゴシック" w:hAnsi="游ゴシック"/>
+                <w:b w:val="false"/>
+                <w:bCs w:val="false"/>
+                <w:sz w:val="20"/>
+                <w:szCs w:val="20"/>
+              </w:rPr>
+              <w:t xml:space="preserve">真偽値文字列</w:t>
+            </w:r>
+          </w:p>
+        </w:tc>
+        <w:tc>
+          <w:tcPr>
+            <w:tcW w:type="pct" w:w="60%"/>
+            <w:tcMar>
+              <w:top w:type="dxa" w:w="60"/>
+              <w:left w:type="dxa" w:w="100"/>
+              <w:bottom w:type="dxa" w:w="60"/>
+              <w:right w:type="dxa" w:w="100"/>
+            </w:tcMar>
+          </w:tcPr>
+          <w:p>
+            <w:r>
+              <w:rPr>
+                <w:rFonts w:ascii="游ゴシック" w:cs="游ゴシック" w:eastAsia="游ゴシック" w:hAnsi="游ゴシック"/>
+                <w:b w:val="false"/>
+                <w:bCs w:val="false"/>
+                <w:sz w:val="20"/>
+                <w:szCs w:val="20"/>
+              </w:rPr>
+              <w:t xml:space="preserve">CSV自動書き出し機能の有効/無効フラグ(true/false)。</w:t>
+            </w:r>
+          </w:p>
+        </w:tc>
+      </w:tr>
+      <w:tr>
+        <w:tc>
+          <w:tcPr>
+            <w:tcW w:type="pct" w:w="20%"/>
+            <w:tcMar>
+              <w:top w:type="dxa" w:w="60"/>
+              <w:left w:type="dxa" w:w="100"/>
+              <w:bottom w:type="dxa" w:w="60"/>
+              <w:right w:type="dxa" w:w="100"/>
+            </w:tcMar>
+          </w:tcPr>
+          <w:p>
+            <w:r>
+              <w:rPr>
+                <w:rFonts w:ascii="游ゴシック" w:cs="游ゴシック" w:eastAsia="游ゴシック" w:hAnsi="游ゴシック"/>
+                <w:b w:val="false"/>
+                <w:bCs w:val="false"/>
+                <w:sz w:val="20"/>
+                <w:szCs w:val="20"/>
+              </w:rPr>
+              <w:t xml:space="preserve">autoExportLastMonth</w:t>
+            </w:r>
+          </w:p>
+        </w:tc>
+        <w:tc>
+          <w:tcPr>
+            <w:tcW w:type="pct" w:w="20%"/>
+            <w:tcMar>
+              <w:top w:type="dxa" w:w="60"/>
+              <w:left w:type="dxa" w:w="100"/>
+              <w:bottom w:type="dxa" w:w="60"/>
+              <w:right w:type="dxa" w:w="100"/>
+            </w:tcMar>
+          </w:tcPr>
+          <w:p>
+            <w:r>
+              <w:rPr>
+                <w:rFonts w:ascii="游ゴシック" w:cs="游ゴシック" w:eastAsia="游ゴシック" w:hAnsi="游ゴシック"/>
+                <w:b w:val="false"/>
+                <w:bCs w:val="false"/>
+                <w:sz w:val="20"/>
+                <w:szCs w:val="20"/>
+              </w:rPr>
+              <w:t xml:space="preserve">文字列</w:t>
+            </w:r>
+          </w:p>
+        </w:tc>
+        <w:tc>
+          <w:tcPr>
+            <w:tcW w:type="pct" w:w="60%"/>
+            <w:tcMar>
+              <w:top w:type="dxa" w:w="60"/>
+              <w:left w:type="dxa" w:w="100"/>
+              <w:bottom w:type="dxa" w:w="60"/>
+              <w:right w:type="dxa" w:w="100"/>
+            </w:tcMar>
+          </w:tcPr>
+          <w:p>
+            <w:r>
+              <w:rPr>
+                <w:rFonts w:ascii="游ゴシック" w:cs="游ゴシック" w:eastAsia="游ゴシック" w:hAnsi="游ゴシック"/>
+                <w:b w:val="false"/>
+                <w:bCs w:val="false"/>
+                <w:sz w:val="20"/>
+                <w:szCs w:val="20"/>
+              </w:rPr>
+              <w:t xml:space="preserve">自動書き出し済みの年月(例: 2026-06)。二重書き出し防止に使用。</w:t>
+            </w:r>
+          </w:p>
+        </w:tc>
+      </w:tr>
+    </w:tbl>
+    <w:p>
+      <w:pPr>
+        <w:pStyle w:val="Heading3"/>
+        <w:spacing w:after="100" w:before="200"/>
+      </w:pPr>
+      <w:r>
+        <w:t xml:space="preserve">2.3.7 ブラウザ IndexedDB(mailapp-auto-export)</w:t>
+      </w:r>
+    </w:p>
+    <w:p>
+      <w:pPr>
+        <w:spacing w:after="120"/>
+      </w:pPr>
+      <w:r>
+        <w:rPr>
+          <w:rFonts w:ascii="游ゴシック" w:cs="游ゴシック" w:eastAsia="游ゴシック" w:hAnsi="游ゴシック"/>
+        </w:rPr>
+        <w:t xml:space="preserve">CSV自動書き出し機能の保存先フォルダの参照(FileSystemDirectoryHandle)を保持する。オブジェクトストア名はhandles。</w:t>
+      </w:r>
+    </w:p>
+    <w:tbl>
+      <w:tblPr>
+        <w:tblW w:type="pct" w:w="100%"/>
+        <w:tblBorders>
+          <w:top w:val="single" w:color="999999" w:sz="2"/>
+          <w:left w:val="single" w:color="999999" w:sz="2"/>
+          <w:bottom w:val="single" w:color="999999" w:sz="2"/>
+          <w:right w:val="single" w:color="999999" w:sz="2"/>
+          <w:insideH w:val="single" w:color="CCCCCC" w:sz="2"/>
+          <w:insideV w:val="single" w:color="CCCCCC" w:sz="2"/>
+        </w:tblBorders>
+      </w:tblPr>
+      <w:tblGrid>
+        <w:gridCol w:w="100"/>
+        <w:gridCol w:w="100"/>
+        <w:gridCol w:w="100"/>
+      </w:tblGrid>
+      <w:tr>
+        <w:trPr>
+          <w:tblHeader/>
+        </w:trPr>
+        <w:tc>
+          <w:tcPr>
+            <w:tcW w:type="pct" w:w="20%"/>
+            <w:shd w:fill="D9E2F3" w:color="auto" w:val="clear"/>
+            <w:tcMar>
+              <w:top w:type="dxa" w:w="60"/>
+              <w:left w:type="dxa" w:w="100"/>
+              <w:bottom w:type="dxa" w:w="60"/>
+              <w:right w:type="dxa" w:w="100"/>
+            </w:tcMar>
+          </w:tcPr>
+          <w:p>
+            <w:r>
+              <w:rPr>
+                <w:rFonts w:ascii="游ゴシック" w:cs="游ゴシック" w:eastAsia="游ゴシック" w:hAnsi="游ゴシック"/>
+                <w:b/>
+                <w:bCs/>
+                <w:sz w:val="20"/>
+                <w:szCs w:val="20"/>
+              </w:rPr>
+              <w:t xml:space="preserve">キー</w:t>
+            </w:r>
+          </w:p>
+        </w:tc>
+        <w:tc>
+          <w:tcPr>
+            <w:tcW w:type="pct" w:w="30%"/>
+            <w:shd w:fill="D9E2F3" w:color="auto" w:val="clear"/>
+            <w:tcMar>
+              <w:top w:type="dxa" w:w="60"/>
+              <w:left w:type="dxa" w:w="100"/>
+              <w:bottom w:type="dxa" w:w="60"/>
+              <w:right w:type="dxa" w:w="100"/>
+            </w:tcMar>
+          </w:tcPr>
+          <w:p>
+            <w:r>
+              <w:rPr>
+                <w:rFonts w:ascii="游ゴシック" w:cs="游ゴシック" w:eastAsia="游ゴシック" w:hAnsi="游ゴシック"/>
+                <w:b/>
+                <w:bCs/>
+                <w:sz w:val="20"/>
+                <w:szCs w:val="20"/>
+              </w:rPr>
+              <w:t xml:space="preserve">値</w:t>
+            </w:r>
+          </w:p>
+        </w:tc>
+        <w:tc>
+          <w:tcPr>
+            <w:tcW w:type="pct" w:w="50%"/>
+            <w:shd w:fill="D9E2F3" w:color="auto" w:val="clear"/>
+            <w:tcMar>
+              <w:top w:type="dxa" w:w="60"/>
+              <w:left w:type="dxa" w:w="100"/>
+              <w:bottom w:type="dxa" w:w="60"/>
+              <w:right w:type="dxa" w:w="100"/>
+            </w:tcMar>
+          </w:tcPr>
+          <w:p>
+            <w:r>
+              <w:rPr>
+                <w:rFonts w:ascii="游ゴシック" w:cs="游ゴシック" w:eastAsia="游ゴシック" w:hAnsi="游ゴシック"/>
+                <w:b/>
+                <w:bCs/>
+                <w:sz w:val="20"/>
+                <w:szCs w:val="20"/>
+              </w:rPr>
+              <w:t xml:space="preserve">説明</w:t>
+            </w:r>
+          </w:p>
+        </w:tc>
+      </w:tr>
+      <w:tr>
+        <w:tc>
+          <w:tcPr>
+            <w:tcW w:type="pct" w:w="20%"/>
+            <w:tcMar>
+              <w:top w:type="dxa" w:w="60"/>
+              <w:left w:type="dxa" w:w="100"/>
+              <w:bottom w:type="dxa" w:w="60"/>
+              <w:right w:type="dxa" w:w="100"/>
+            </w:tcMar>
+          </w:tcPr>
+          <w:p>
+            <w:r>
+              <w:rPr>
+                <w:rFonts w:ascii="游ゴシック" w:cs="游ゴシック" w:eastAsia="游ゴシック" w:hAnsi="游ゴシック"/>
+                <w:b w:val="false"/>
+                <w:bCs w:val="false"/>
+                <w:sz w:val="20"/>
+                <w:szCs w:val="20"/>
+              </w:rPr>
+              <w:t xml:space="preserve">csvExportDir</w:t>
+            </w:r>
+          </w:p>
+        </w:tc>
+        <w:tc>
+          <w:tcPr>
+            <w:tcW w:type="pct" w:w="30%"/>
+            <w:tcMar>
+              <w:top w:type="dxa" w:w="60"/>
+              <w:left w:type="dxa" w:w="100"/>
+              <w:bottom w:type="dxa" w:w="60"/>
+              <w:right w:type="dxa" w:w="100"/>
+            </w:tcMar>
+          </w:tcPr>
+          <w:p>
+            <w:r>
+              <w:rPr>
+                <w:rFonts w:ascii="游ゴシック" w:cs="游ゴシック" w:eastAsia="游ゴシック" w:hAnsi="游ゴシック"/>
+                <w:b w:val="false"/>
+                <w:bCs w:val="false"/>
+                <w:sz w:val="20"/>
+                <w:szCs w:val="20"/>
+              </w:rPr>
+              <w:t xml:space="preserve">FileSystemDirectoryHandle</w:t>
+            </w:r>
+          </w:p>
+        </w:tc>
+        <w:tc>
+          <w:tcPr>
+            <w:tcW w:type="pct" w:w="50%"/>
+            <w:tcMar>
+              <w:top w:type="dxa" w:w="60"/>
+              <w:left w:type="dxa" w:w="100"/>
+              <w:bottom w:type="dxa" w:w="60"/>
+              <w:right w:type="dxa" w:w="100"/>
+            </w:tcMar>
+          </w:tcPr>
+          <w:p>
+            <w:r>
+              <w:rPr>
+                <w:rFonts w:ascii="游ゴシック" w:cs="游ゴシック" w:eastAsia="游ゴシック" w:hAnsi="游ゴシック"/>
+                <w:b w:val="false"/>
+                <w:bCs w:val="false"/>
+                <w:sz w:val="20"/>
+                <w:szCs w:val="20"/>
+              </w:rPr>
+              <w:t xml:space="preserve">管理者が選択した保存先フォルダへの参照。ブラウザ再起動後も保持され、権限(queryPermission/requestPermission)の確認のみで再利用できる。</w:t>
+            </w:r>
+          </w:p>
+        </w:tc>
+      </w:tr>
     </w:tbl>
     <w:p>
       <w:pPr>
@@ -11741,7 +12163,7 @@
       <w:r>
         <w:drawing>
           <wp:inline distT="0" distB="0" distL="0" distR="0">
-            <wp:extent cx="5334000" cy="4781550"/>
+            <wp:extent cx="5334000" cy="1133475"/>
             <wp:effectExtent t="0" r="0" b="0" l="0"/>
             <wp:docPr id="1" name="" descr="" title=""/>
             <wp:cNvGraphicFramePr>
@@ -11766,7 +12188,7 @@
                   <pic:spPr bwMode="auto">
                     <a:xfrm>
                       <a:off x="0" y="0"/>
-                      <a:ext cx="5334000" cy="4781550"/>
+                      <a:ext cx="5334000" cy="1133475"/>
                     </a:xfrm>
                     <a:prstGeom prst="rect">
                       <a:avLst/>
@@ -12155,6 +12577,76 @@
     </w:p>
     <w:p>
       <w:pPr>
+        <w:pStyle w:val="Heading3"/>
+        <w:spacing w:after="100" w:before="200"/>
+      </w:pPr>
+      <w:r>
+        <w:t xml:space="preserve">3.2.6 CSV自動書き出し処理</w:t>
+      </w:r>
+    </w:p>
+    <w:p>
+      <w:pPr>
+        <w:spacing w:after="40"/>
+        <w:jc w:val="center"/>
+      </w:pPr>
+      <w:r>
+        <w:drawing>
+          <wp:inline distT="0" distB="0" distL="0" distR="0">
+            <wp:extent cx="5334000" cy="5229225"/>
+            <wp:effectExtent t="0" r="0" b="0" l="0"/>
+            <wp:docPr id="1" name="" descr="" title=""/>
+            <wp:cNvGraphicFramePr>
+              <a:graphicFrameLocks xmlns:a="http://schemas.openxmlformats.org/drawingml/2006/main" noChangeAspect="1"/>
+            </wp:cNvGraphicFramePr>
+            <a:graphic xmlns:a="http://schemas.openxmlformats.org/drawingml/2006/main">
+              <a:graphicData uri="http://schemas.openxmlformats.org/drawingml/2006/picture">
+                <pic:pic xmlns:pic="http://schemas.openxmlformats.org/drawingml/2006/picture">
+                  <pic:nvPicPr>
+                    <pic:cNvPr id="0" name="" descr=""/>
+                    <pic:cNvPicPr>
+                      <a:picLocks noChangeAspect="1" noChangeArrowheads="1"/>
+                    </pic:cNvPicPr>
+                  </pic:nvPicPr>
+                  <pic:blipFill>
+                    <a:blip r:embed="rId15" cstate="none"/>
+                    <a:srcRect/>
+                    <a:stretch>
+                      <a:fillRect/>
+                    </a:stretch>
+                  </pic:blipFill>
+                  <pic:spPr bwMode="auto">
+                    <a:xfrm>
+                      <a:off x="0" y="0"/>
+                      <a:ext cx="5334000" cy="5229225"/>
+                    </a:xfrm>
+                    <a:prstGeom prst="rect">
+                      <a:avLst/>
+                    </a:prstGeom>
+                  </pic:spPr>
+                </pic:pic>
+              </a:graphicData>
+            </a:graphic>
+          </wp:inline>
+        </w:drawing>
+      </w:r>
+    </w:p>
+    <w:p>
+      <w:pPr>
+        <w:spacing w:after="200"/>
+        <w:jc w:val="center"/>
+      </w:pPr>
+      <w:r>
+        <w:rPr>
+          <w:rFonts w:ascii="游ゴシック" w:cs="游ゴシック" w:eastAsia="游ゴシック" w:hAnsi="游ゴシック"/>
+          <w:color w:val="555555"/>
+          <w:sz w:val="18"/>
+          <w:szCs w:val="18"/>
+        </w:rPr>
+        <w:t xml:space="preserve">図3-7 CSV自動書き出しシーケンス図</w:t>
+      </w:r>
+    </w:p>
+    <w:p>
+      <w:pPr>
         <w:pageBreakBefore/>
       </w:pPr>
     </w:p>

--- a/docs/設計書.docx
+++ b/docs/設計書.docx
@@ -356,6 +356,100 @@
                 <w:szCs w:val="20"/>
               </w:rPr>
               <w:t xml:space="preserve">CSV自動書き出し機能(保存先フォルダ設定、IndexedDB/localStorageの新規項目、CSV自動書き出しシーケンス図)を反映。2.3.7、3.2.6を新設</w:t>
+            </w:r>
+          </w:p>
+        </w:tc>
+        <w:tc>
+          <w:tcPr>
+            <w:tcW w:type="pct" w:w="20%"/>
+            <w:tcMar>
+              <w:top w:type="dxa" w:w="60"/>
+              <w:left w:type="dxa" w:w="100"/>
+              <w:bottom w:type="dxa" w:w="60"/>
+              <w:right w:type="dxa" w:w="100"/>
+            </w:tcMar>
+          </w:tcPr>
+          <w:p>
+            <w:r>
+              <w:rPr>
+                <w:rFonts w:ascii="游ゴシック" w:cs="游ゴシック" w:eastAsia="游ゴシック" w:hAnsi="游ゴシック"/>
+                <w:b w:val="false"/>
+                <w:bCs w:val="false"/>
+                <w:sz w:val="20"/>
+                <w:szCs w:val="20"/>
+              </w:rPr>
+              <w:t xml:space="preserve">―</w:t>
+            </w:r>
+          </w:p>
+        </w:tc>
+      </w:tr>
+      <w:tr>
+        <w:tc>
+          <w:tcPr>
+            <w:tcW w:type="pct" w:w="10%"/>
+            <w:tcMar>
+              <w:top w:type="dxa" w:w="60"/>
+              <w:left w:type="dxa" w:w="100"/>
+              <w:bottom w:type="dxa" w:w="60"/>
+              <w:right w:type="dxa" w:w="100"/>
+            </w:tcMar>
+          </w:tcPr>
+          <w:p>
+            <w:r>
+              <w:rPr>
+                <w:rFonts w:ascii="游ゴシック" w:cs="游ゴシック" w:eastAsia="游ゴシック" w:hAnsi="游ゴシック"/>
+                <w:b w:val="false"/>
+                <w:bCs w:val="false"/>
+                <w:sz w:val="20"/>
+                <w:szCs w:val="20"/>
+              </w:rPr>
+              <w:t xml:space="preserve">第3版</w:t>
+            </w:r>
+          </w:p>
+        </w:tc>
+        <w:tc>
+          <w:tcPr>
+            <w:tcW w:type="pct" w:w="15%"/>
+            <w:tcMar>
+              <w:top w:type="dxa" w:w="60"/>
+              <w:left w:type="dxa" w:w="100"/>
+              <w:bottom w:type="dxa" w:w="60"/>
+              <w:right w:type="dxa" w:w="100"/>
+            </w:tcMar>
+          </w:tcPr>
+          <w:p>
+            <w:r>
+              <w:rPr>
+                <w:rFonts w:ascii="游ゴシック" w:cs="游ゴシック" w:eastAsia="游ゴシック" w:hAnsi="游ゴシック"/>
+                <w:b w:val="false"/>
+                <w:bCs w:val="false"/>
+                <w:sz w:val="20"/>
+                <w:szCs w:val="20"/>
+              </w:rPr>
+              <w:t xml:space="preserve">2026-07-10</w:t>
+            </w:r>
+          </w:p>
+        </w:tc>
+        <w:tc>
+          <w:tcPr>
+            <w:tcW w:type="pct" w:w="55%"/>
+            <w:tcMar>
+              <w:top w:type="dxa" w:w="60"/>
+              <w:left w:type="dxa" w:w="100"/>
+              <w:bottom w:type="dxa" w:w="60"/>
+              <w:right w:type="dxa" w:w="100"/>
+            </w:tcMar>
+          </w:tcPr>
+          <w:p>
+            <w:r>
+              <w:rPr>
+                <w:rFonts w:ascii="游ゴシック" w:cs="游ゴシック" w:eastAsia="游ゴシック" w:hAnsi="游ゴシック"/>
+                <w:b w:val="false"/>
+                <w:bCs w:val="false"/>
+                <w:sz w:val="20"/>
+                <w:szCs w:val="20"/>
+              </w:rPr>
+              <w:t xml:space="preserve">automateの実行結果画面(Power Automateフローの成否確認)を追加。resultsテーブル追加に伴い2.3.8を新設。2.6.1・2.11.1・2.11.2・2.14・7.2を更新、3.2.7を新設</w:t>
             </w:r>
           </w:p>
         </w:tc>
@@ -6619,6 +6713,909 @@
     </w:tbl>
     <w:p>
       <w:pPr>
+        <w:pStyle w:val="Heading3"/>
+        <w:spacing w:after="100" w:before="200"/>
+      </w:pPr>
+      <w:r>
+        <w:t xml:space="preserve">2.3.8 results(automateの実行結果)</w:t>
+      </w:r>
+    </w:p>
+    <w:p>
+      <w:pPr>
+        <w:spacing w:after="120"/>
+      </w:pPr>
+      <w:r>
+        <w:rPr>
+          <w:rFonts w:ascii="游ゴシック" w:cs="游ゴシック" w:eastAsia="游ゴシック" w:hAnsi="游ゴシック"/>
+        </w:rPr>
+        <w:t xml:space="preserve">Power Automateフローの主要な操作(AI分析/人材紹介登録/募集停止登録/案件情報登録)の成否を記録する。automateの実行結果画面(/automate-results)から参照する。</w:t>
+      </w:r>
+    </w:p>
+    <w:tbl>
+      <w:tblPr>
+        <w:tblW w:type="pct" w:w="100%"/>
+        <w:tblBorders>
+          <w:top w:val="single" w:color="999999" w:sz="2"/>
+          <w:left w:val="single" w:color="999999" w:sz="2"/>
+          <w:bottom w:val="single" w:color="999999" w:sz="2"/>
+          <w:right w:val="single" w:color="999999" w:sz="2"/>
+          <w:insideH w:val="single" w:color="CCCCCC" w:sz="2"/>
+          <w:insideV w:val="single" w:color="CCCCCC" w:sz="2"/>
+        </w:tblBorders>
+      </w:tblPr>
+      <w:tblGrid>
+        <w:gridCol w:w="100"/>
+        <w:gridCol w:w="100"/>
+        <w:gridCol w:w="100"/>
+        <w:gridCol w:w="100"/>
+      </w:tblGrid>
+      <w:tr>
+        <w:trPr>
+          <w:tblHeader/>
+        </w:trPr>
+        <w:tc>
+          <w:tcPr>
+            <w:tcW w:type="pct" w:w="18%"/>
+            <w:shd w:fill="D9E2F3" w:color="auto" w:val="clear"/>
+            <w:tcMar>
+              <w:top w:type="dxa" w:w="60"/>
+              <w:left w:type="dxa" w:w="100"/>
+              <w:bottom w:type="dxa" w:w="60"/>
+              <w:right w:type="dxa" w:w="100"/>
+            </w:tcMar>
+          </w:tcPr>
+          <w:p>
+            <w:r>
+              <w:rPr>
+                <w:rFonts w:ascii="游ゴシック" w:cs="游ゴシック" w:eastAsia="游ゴシック" w:hAnsi="游ゴシック"/>
+                <w:b/>
+                <w:bCs/>
+                <w:sz w:val="20"/>
+                <w:szCs w:val="20"/>
+              </w:rPr>
+              <w:t xml:space="preserve">項目名</w:t>
+            </w:r>
+          </w:p>
+        </w:tc>
+        <w:tc>
+          <w:tcPr>
+            <w:tcW w:type="pct" w:w="22%"/>
+            <w:shd w:fill="D9E2F3" w:color="auto" w:val="clear"/>
+            <w:tcMar>
+              <w:top w:type="dxa" w:w="60"/>
+              <w:left w:type="dxa" w:w="100"/>
+              <w:bottom w:type="dxa" w:w="60"/>
+              <w:right w:type="dxa" w:w="100"/>
+            </w:tcMar>
+          </w:tcPr>
+          <w:p>
+            <w:r>
+              <w:rPr>
+                <w:rFonts w:ascii="游ゴシック" w:cs="游ゴシック" w:eastAsia="游ゴシック" w:hAnsi="游ゴシック"/>
+                <w:b/>
+                <w:bCs/>
+                <w:sz w:val="20"/>
+                <w:szCs w:val="20"/>
+              </w:rPr>
+              <w:t xml:space="preserve">型</w:t>
+            </w:r>
+          </w:p>
+        </w:tc>
+        <w:tc>
+          <w:tcPr>
+            <w:tcW w:type="pct" w:w="10%"/>
+            <w:shd w:fill="D9E2F3" w:color="auto" w:val="clear"/>
+            <w:tcMar>
+              <w:top w:type="dxa" w:w="60"/>
+              <w:left w:type="dxa" w:w="100"/>
+              <w:bottom w:type="dxa" w:w="60"/>
+              <w:right w:type="dxa" w:w="100"/>
+            </w:tcMar>
+          </w:tcPr>
+          <w:p>
+            <w:r>
+              <w:rPr>
+                <w:rFonts w:ascii="游ゴシック" w:cs="游ゴシック" w:eastAsia="游ゴシック" w:hAnsi="游ゴシック"/>
+                <w:b/>
+                <w:bCs/>
+                <w:sz w:val="20"/>
+                <w:szCs w:val="20"/>
+              </w:rPr>
+              <w:t xml:space="preserve">PK/FK</w:t>
+            </w:r>
+          </w:p>
+        </w:tc>
+        <w:tc>
+          <w:tcPr>
+            <w:tcW w:type="pct" w:w="50%"/>
+            <w:shd w:fill="D9E2F3" w:color="auto" w:val="clear"/>
+            <w:tcMar>
+              <w:top w:type="dxa" w:w="60"/>
+              <w:left w:type="dxa" w:w="100"/>
+              <w:bottom w:type="dxa" w:w="60"/>
+              <w:right w:type="dxa" w:w="100"/>
+            </w:tcMar>
+          </w:tcPr>
+          <w:p>
+            <w:r>
+              <w:rPr>
+                <w:rFonts w:ascii="游ゴシック" w:cs="游ゴシック" w:eastAsia="游ゴシック" w:hAnsi="游ゴシック"/>
+                <w:b/>
+                <w:bCs/>
+                <w:sz w:val="20"/>
+                <w:szCs w:val="20"/>
+              </w:rPr>
+              <w:t xml:space="preserve">説明</w:t>
+            </w:r>
+          </w:p>
+        </w:tc>
+      </w:tr>
+      <w:tr>
+        <w:tc>
+          <w:tcPr>
+            <w:tcW w:type="pct" w:w="18%"/>
+            <w:tcMar>
+              <w:top w:type="dxa" w:w="60"/>
+              <w:left w:type="dxa" w:w="100"/>
+              <w:bottom w:type="dxa" w:w="60"/>
+              <w:right w:type="dxa" w:w="100"/>
+            </w:tcMar>
+          </w:tcPr>
+          <w:p>
+            <w:r>
+              <w:rPr>
+                <w:rFonts w:ascii="游ゴシック" w:cs="游ゴシック" w:eastAsia="游ゴシック" w:hAnsi="游ゴシック"/>
+                <w:b w:val="false"/>
+                <w:bCs w:val="false"/>
+                <w:sz w:val="20"/>
+                <w:szCs w:val="20"/>
+              </w:rPr>
+              <w:t xml:space="preserve">id</w:t>
+            </w:r>
+          </w:p>
+        </w:tc>
+        <w:tc>
+          <w:tcPr>
+            <w:tcW w:type="pct" w:w="22%"/>
+            <w:tcMar>
+              <w:top w:type="dxa" w:w="60"/>
+              <w:left w:type="dxa" w:w="100"/>
+              <w:bottom w:type="dxa" w:w="60"/>
+              <w:right w:type="dxa" w:w="100"/>
+            </w:tcMar>
+          </w:tcPr>
+          <w:p>
+            <w:r>
+              <w:rPr>
+                <w:rFonts w:ascii="游ゴシック" w:cs="游ゴシック" w:eastAsia="游ゴシック" w:hAnsi="游ゴシック"/>
+                <w:b w:val="false"/>
+                <w:bCs w:val="false"/>
+                <w:sz w:val="20"/>
+                <w:szCs w:val="20"/>
+              </w:rPr>
+              <w:t xml:space="preserve">文字列</w:t>
+            </w:r>
+          </w:p>
+        </w:tc>
+        <w:tc>
+          <w:tcPr>
+            <w:tcW w:type="pct" w:w="10%"/>
+            <w:tcMar>
+              <w:top w:type="dxa" w:w="60"/>
+              <w:left w:type="dxa" w:w="100"/>
+              <w:bottom w:type="dxa" w:w="60"/>
+              <w:right w:type="dxa" w:w="100"/>
+            </w:tcMar>
+          </w:tcPr>
+          <w:p>
+            <w:r>
+              <w:rPr>
+                <w:rFonts w:ascii="游ゴシック" w:cs="游ゴシック" w:eastAsia="游ゴシック" w:hAnsi="游ゴシック"/>
+                <w:b w:val="false"/>
+                <w:bCs w:val="false"/>
+                <w:sz w:val="20"/>
+                <w:szCs w:val="20"/>
+              </w:rPr>
+              <w:t xml:space="preserve">PK</w:t>
+            </w:r>
+          </w:p>
+        </w:tc>
+        <w:tc>
+          <w:tcPr>
+            <w:tcW w:type="pct" w:w="50%"/>
+            <w:tcMar>
+              <w:top w:type="dxa" w:w="60"/>
+              <w:left w:type="dxa" w:w="100"/>
+              <w:bottom w:type="dxa" w:w="60"/>
+              <w:right w:type="dxa" w:w="100"/>
+            </w:tcMar>
+          </w:tcPr>
+          <w:p>
+            <w:r>
+              <w:rPr>
+                <w:rFonts w:ascii="游ゴシック" w:cs="游ゴシック" w:eastAsia="游ゴシック" w:hAnsi="游ゴシック"/>
+                <w:b w:val="false"/>
+                <w:bCs w:val="false"/>
+                <w:sz w:val="20"/>
+                <w:szCs w:val="20"/>
+              </w:rPr>
+              <w:t xml:space="preserve">automateの実行結果の識別子。</w:t>
+            </w:r>
+          </w:p>
+        </w:tc>
+      </w:tr>
+      <w:tr>
+        <w:tc>
+          <w:tcPr>
+            <w:tcW w:type="pct" w:w="18%"/>
+            <w:tcMar>
+              <w:top w:type="dxa" w:w="60"/>
+              <w:left w:type="dxa" w:w="100"/>
+              <w:bottom w:type="dxa" w:w="60"/>
+              <w:right w:type="dxa" w:w="100"/>
+            </w:tcMar>
+          </w:tcPr>
+          <w:p>
+            <w:r>
+              <w:rPr>
+                <w:rFonts w:ascii="游ゴシック" w:cs="游ゴシック" w:eastAsia="游ゴシック" w:hAnsi="游ゴシック"/>
+                <w:b w:val="false"/>
+                <w:bCs w:val="false"/>
+                <w:sz w:val="20"/>
+                <w:szCs w:val="20"/>
+              </w:rPr>
+              <w:t xml:space="preserve">created_at</w:t>
+            </w:r>
+          </w:p>
+        </w:tc>
+        <w:tc>
+          <w:tcPr>
+            <w:tcW w:type="pct" w:w="22%"/>
+            <w:tcMar>
+              <w:top w:type="dxa" w:w="60"/>
+              <w:left w:type="dxa" w:w="100"/>
+              <w:bottom w:type="dxa" w:w="60"/>
+              <w:right w:type="dxa" w:w="100"/>
+            </w:tcMar>
+          </w:tcPr>
+          <w:p>
+            <w:r>
+              <w:rPr>
+                <w:rFonts w:ascii="游ゴシック" w:cs="游ゴシック" w:eastAsia="游ゴシック" w:hAnsi="游ゴシック"/>
+                <w:b w:val="false"/>
+                <w:bCs w:val="false"/>
+                <w:sz w:val="20"/>
+                <w:szCs w:val="20"/>
+              </w:rPr>
+              <w:t xml:space="preserve">日時</w:t>
+            </w:r>
+          </w:p>
+        </w:tc>
+        <w:tc>
+          <w:tcPr>
+            <w:tcW w:type="pct" w:w="10%"/>
+            <w:tcMar>
+              <w:top w:type="dxa" w:w="60"/>
+              <w:left w:type="dxa" w:w="100"/>
+              <w:bottom w:type="dxa" w:w="60"/>
+              <w:right w:type="dxa" w:w="100"/>
+            </w:tcMar>
+          </w:tcPr>
+          <w:p>
+            <w:r>
+              <w:rPr>
+                <w:rFonts w:ascii="游ゴシック" w:cs="游ゴシック" w:eastAsia="游ゴシック" w:hAnsi="游ゴシック"/>
+                <w:b w:val="false"/>
+                <w:bCs w:val="false"/>
+                <w:sz w:val="20"/>
+                <w:szCs w:val="20"/>
+              </w:rPr>
+              <w:t xml:space="preserve"/>
+            </w:r>
+          </w:p>
+        </w:tc>
+        <w:tc>
+          <w:tcPr>
+            <w:tcW w:type="pct" w:w="50%"/>
+            <w:tcMar>
+              <w:top w:type="dxa" w:w="60"/>
+              <w:left w:type="dxa" w:w="100"/>
+              <w:bottom w:type="dxa" w:w="60"/>
+              <w:right w:type="dxa" w:w="100"/>
+            </w:tcMar>
+          </w:tcPr>
+          <w:p>
+            <w:r>
+              <w:rPr>
+                <w:rFonts w:ascii="游ゴシック" w:cs="游ゴシック" w:eastAsia="游ゴシック" w:hAnsi="游ゴシック"/>
+                <w:b w:val="false"/>
+                <w:bCs w:val="false"/>
+                <w:sz w:val="20"/>
+                <w:szCs w:val="20"/>
+              </w:rPr>
+              <w:t xml:space="preserve">実行日時(既定値now())。</w:t>
+            </w:r>
+          </w:p>
+        </w:tc>
+      </w:tr>
+      <w:tr>
+        <w:tc>
+          <w:tcPr>
+            <w:tcW w:type="pct" w:w="18%"/>
+            <w:tcMar>
+              <w:top w:type="dxa" w:w="60"/>
+              <w:left w:type="dxa" w:w="100"/>
+              <w:bottom w:type="dxa" w:w="60"/>
+              <w:right w:type="dxa" w:w="100"/>
+            </w:tcMar>
+          </w:tcPr>
+          <w:p>
+            <w:r>
+              <w:rPr>
+                <w:rFonts w:ascii="游ゴシック" w:cs="游ゴシック" w:eastAsia="游ゴシック" w:hAnsi="游ゴシック"/>
+                <w:b w:val="false"/>
+                <w:bCs w:val="false"/>
+                <w:sz w:val="20"/>
+                <w:szCs w:val="20"/>
+              </w:rPr>
+              <w:t xml:space="preserve">AiSearch</w:t>
+            </w:r>
+          </w:p>
+        </w:tc>
+        <w:tc>
+          <w:tcPr>
+            <w:tcW w:type="pct" w:w="22%"/>
+            <w:tcMar>
+              <w:top w:type="dxa" w:w="60"/>
+              <w:left w:type="dxa" w:w="100"/>
+              <w:bottom w:type="dxa" w:w="60"/>
+              <w:right w:type="dxa" w:w="100"/>
+            </w:tcMar>
+          </w:tcPr>
+          <w:p>
+            <w:r>
+              <w:rPr>
+                <w:rFonts w:ascii="游ゴシック" w:cs="游ゴシック" w:eastAsia="游ゴシック" w:hAnsi="游ゴシック"/>
+                <w:b w:val="false"/>
+                <w:bCs w:val="false"/>
+                <w:sz w:val="20"/>
+                <w:szCs w:val="20"/>
+              </w:rPr>
+              <w:t xml:space="preserve">真偽値</w:t>
+            </w:r>
+          </w:p>
+        </w:tc>
+        <w:tc>
+          <w:tcPr>
+            <w:tcW w:type="pct" w:w="10%"/>
+            <w:tcMar>
+              <w:top w:type="dxa" w:w="60"/>
+              <w:left w:type="dxa" w:w="100"/>
+              <w:bottom w:type="dxa" w:w="60"/>
+              <w:right w:type="dxa" w:w="100"/>
+            </w:tcMar>
+          </w:tcPr>
+          <w:p>
+            <w:r>
+              <w:rPr>
+                <w:rFonts w:ascii="游ゴシック" w:cs="游ゴシック" w:eastAsia="游ゴシック" w:hAnsi="游ゴシック"/>
+                <w:b w:val="false"/>
+                <w:bCs w:val="false"/>
+                <w:sz w:val="20"/>
+                <w:szCs w:val="20"/>
+              </w:rPr>
+              <w:t xml:space="preserve"/>
+            </w:r>
+          </w:p>
+        </w:tc>
+        <w:tc>
+          <w:tcPr>
+            <w:tcW w:type="pct" w:w="50%"/>
+            <w:tcMar>
+              <w:top w:type="dxa" w:w="60"/>
+              <w:left w:type="dxa" w:w="100"/>
+              <w:bottom w:type="dxa" w:w="60"/>
+              <w:right w:type="dxa" w:w="100"/>
+            </w:tcMar>
+          </w:tcPr>
+          <w:p>
+            <w:r>
+              <w:rPr>
+                <w:rFonts w:ascii="游ゴシック" w:cs="游ゴシック" w:eastAsia="游ゴシック" w:hAnsi="游ゴシック"/>
+                <w:b w:val="false"/>
+                <w:bCs w:val="false"/>
+                <w:sz w:val="20"/>
+                <w:szCs w:val="20"/>
+              </w:rPr>
+              <w:t xml:space="preserve">AI分析(Groq API呼び出し)の成否。既定値false。</w:t>
+            </w:r>
+          </w:p>
+        </w:tc>
+      </w:tr>
+      <w:tr>
+        <w:tc>
+          <w:tcPr>
+            <w:tcW w:type="pct" w:w="18%"/>
+            <w:tcMar>
+              <w:top w:type="dxa" w:w="60"/>
+              <w:left w:type="dxa" w:w="100"/>
+              <w:bottom w:type="dxa" w:w="60"/>
+              <w:right w:type="dxa" w:w="100"/>
+            </w:tcMar>
+          </w:tcPr>
+          <w:p>
+            <w:r>
+              <w:rPr>
+                <w:rFonts w:ascii="游ゴシック" w:cs="游ゴシック" w:eastAsia="游ゴシック" w:hAnsi="游ゴシック"/>
+                <w:b w:val="false"/>
+                <w:bCs w:val="false"/>
+                <w:sz w:val="20"/>
+                <w:szCs w:val="20"/>
+              </w:rPr>
+              <w:t xml:space="preserve">input_candidated</w:t>
+            </w:r>
+          </w:p>
+        </w:tc>
+        <w:tc>
+          <w:tcPr>
+            <w:tcW w:type="pct" w:w="22%"/>
+            <w:tcMar>
+              <w:top w:type="dxa" w:w="60"/>
+              <w:left w:type="dxa" w:w="100"/>
+              <w:bottom w:type="dxa" w:w="60"/>
+              <w:right w:type="dxa" w:w="100"/>
+            </w:tcMar>
+          </w:tcPr>
+          <w:p>
+            <w:r>
+              <w:rPr>
+                <w:rFonts w:ascii="游ゴシック" w:cs="游ゴシック" w:eastAsia="游ゴシック" w:hAnsi="游ゴシック"/>
+                <w:b w:val="false"/>
+                <w:bCs w:val="false"/>
+                <w:sz w:val="20"/>
+                <w:szCs w:val="20"/>
+              </w:rPr>
+              <w:t xml:space="preserve">真偽値</w:t>
+            </w:r>
+          </w:p>
+        </w:tc>
+        <w:tc>
+          <w:tcPr>
+            <w:tcW w:type="pct" w:w="10%"/>
+            <w:tcMar>
+              <w:top w:type="dxa" w:w="60"/>
+              <w:left w:type="dxa" w:w="100"/>
+              <w:bottom w:type="dxa" w:w="60"/>
+              <w:right w:type="dxa" w:w="100"/>
+            </w:tcMar>
+          </w:tcPr>
+          <w:p>
+            <w:r>
+              <w:rPr>
+                <w:rFonts w:ascii="游ゴシック" w:cs="游ゴシック" w:eastAsia="游ゴシック" w:hAnsi="游ゴシック"/>
+                <w:b w:val="false"/>
+                <w:bCs w:val="false"/>
+                <w:sz w:val="20"/>
+                <w:szCs w:val="20"/>
+              </w:rPr>
+              <w:t xml:space="preserve"/>
+            </w:r>
+          </w:p>
+        </w:tc>
+        <w:tc>
+          <w:tcPr>
+            <w:tcW w:type="pct" w:w="50%"/>
+            <w:tcMar>
+              <w:top w:type="dxa" w:w="60"/>
+              <w:left w:type="dxa" w:w="100"/>
+              <w:bottom w:type="dxa" w:w="60"/>
+              <w:right w:type="dxa" w:w="100"/>
+            </w:tcMar>
+          </w:tcPr>
+          <w:p>
+            <w:r>
+              <w:rPr>
+                <w:rFonts w:ascii="游ゴシック" w:cs="游ゴシック" w:eastAsia="游ゴシック" w:hAnsi="游ゴシック"/>
+                <w:b w:val="false"/>
+                <w:bCs w:val="false"/>
+                <w:sz w:val="20"/>
+                <w:szCs w:val="20"/>
+              </w:rPr>
+              <w:t xml:space="preserve">人材紹介テーブル(candidates)への登録処理の成否。既定値false。</w:t>
+            </w:r>
+          </w:p>
+        </w:tc>
+      </w:tr>
+      <w:tr>
+        <w:tc>
+          <w:tcPr>
+            <w:tcW w:type="pct" w:w="18%"/>
+            <w:tcMar>
+              <w:top w:type="dxa" w:w="60"/>
+              <w:left w:type="dxa" w:w="100"/>
+              <w:bottom w:type="dxa" w:w="60"/>
+              <w:right w:type="dxa" w:w="100"/>
+            </w:tcMar>
+          </w:tcPr>
+          <w:p>
+            <w:r>
+              <w:rPr>
+                <w:rFonts w:ascii="游ゴシック" w:cs="游ゴシック" w:eastAsia="游ゴシック" w:hAnsi="游ゴシック"/>
+                <w:b w:val="false"/>
+                <w:bCs w:val="false"/>
+                <w:sz w:val="20"/>
+                <w:szCs w:val="20"/>
+              </w:rPr>
+              <w:t xml:space="preserve">isClose</w:t>
+            </w:r>
+          </w:p>
+        </w:tc>
+        <w:tc>
+          <w:tcPr>
+            <w:tcW w:type="pct" w:w="22%"/>
+            <w:tcMar>
+              <w:top w:type="dxa" w:w="60"/>
+              <w:left w:type="dxa" w:w="100"/>
+              <w:bottom w:type="dxa" w:w="60"/>
+              <w:right w:type="dxa" w:w="100"/>
+            </w:tcMar>
+          </w:tcPr>
+          <w:p>
+            <w:r>
+              <w:rPr>
+                <w:rFonts w:ascii="游ゴシック" w:cs="游ゴシック" w:eastAsia="游ゴシック" w:hAnsi="游ゴシック"/>
+                <w:b w:val="false"/>
+                <w:bCs w:val="false"/>
+                <w:sz w:val="20"/>
+                <w:szCs w:val="20"/>
+              </w:rPr>
+              <w:t xml:space="preserve">真偽値</w:t>
+            </w:r>
+          </w:p>
+        </w:tc>
+        <w:tc>
+          <w:tcPr>
+            <w:tcW w:type="pct" w:w="10%"/>
+            <w:tcMar>
+              <w:top w:type="dxa" w:w="60"/>
+              <w:left w:type="dxa" w:w="100"/>
+              <w:bottom w:type="dxa" w:w="60"/>
+              <w:right w:type="dxa" w:w="100"/>
+            </w:tcMar>
+          </w:tcPr>
+          <w:p>
+            <w:r>
+              <w:rPr>
+                <w:rFonts w:ascii="游ゴシック" w:cs="游ゴシック" w:eastAsia="游ゴシック" w:hAnsi="游ゴシック"/>
+                <w:b w:val="false"/>
+                <w:bCs w:val="false"/>
+                <w:sz w:val="20"/>
+                <w:szCs w:val="20"/>
+              </w:rPr>
+              <w:t xml:space="preserve"/>
+            </w:r>
+          </w:p>
+        </w:tc>
+        <w:tc>
+          <w:tcPr>
+            <w:tcW w:type="pct" w:w="50%"/>
+            <w:tcMar>
+              <w:top w:type="dxa" w:w="60"/>
+              <w:left w:type="dxa" w:w="100"/>
+              <w:bottom w:type="dxa" w:w="60"/>
+              <w:right w:type="dxa" w:w="100"/>
+            </w:tcMar>
+          </w:tcPr>
+          <w:p>
+            <w:r>
+              <w:rPr>
+                <w:rFonts w:ascii="游ゴシック" w:cs="游ゴシック" w:eastAsia="游ゴシック" w:hAnsi="游ゴシック"/>
+                <w:b w:val="false"/>
+                <w:bCs w:val="false"/>
+                <w:sz w:val="20"/>
+                <w:szCs w:val="20"/>
+              </w:rPr>
+              <w:t xml:space="preserve">募集停止テーブル(projectsのisClosed更新)への登録処理の成否。既定値false。</w:t>
+            </w:r>
+          </w:p>
+        </w:tc>
+      </w:tr>
+      <w:tr>
+        <w:tc>
+          <w:tcPr>
+            <w:tcW w:type="pct" w:w="18%"/>
+            <w:tcMar>
+              <w:top w:type="dxa" w:w="60"/>
+              <w:left w:type="dxa" w:w="100"/>
+              <w:bottom w:type="dxa" w:w="60"/>
+              <w:right w:type="dxa" w:w="100"/>
+            </w:tcMar>
+          </w:tcPr>
+          <w:p>
+            <w:r>
+              <w:rPr>
+                <w:rFonts w:ascii="游ゴシック" w:cs="游ゴシック" w:eastAsia="游ゴシック" w:hAnsi="游ゴシック"/>
+                <w:b w:val="false"/>
+                <w:bCs w:val="false"/>
+                <w:sz w:val="20"/>
+                <w:szCs w:val="20"/>
+              </w:rPr>
+              <w:t xml:space="preserve">input_projects</w:t>
+            </w:r>
+          </w:p>
+        </w:tc>
+        <w:tc>
+          <w:tcPr>
+            <w:tcW w:type="pct" w:w="22%"/>
+            <w:tcMar>
+              <w:top w:type="dxa" w:w="60"/>
+              <w:left w:type="dxa" w:w="100"/>
+              <w:bottom w:type="dxa" w:w="60"/>
+              <w:right w:type="dxa" w:w="100"/>
+            </w:tcMar>
+          </w:tcPr>
+          <w:p>
+            <w:r>
+              <w:rPr>
+                <w:rFonts w:ascii="游ゴシック" w:cs="游ゴシック" w:eastAsia="游ゴシック" w:hAnsi="游ゴシック"/>
+                <w:b w:val="false"/>
+                <w:bCs w:val="false"/>
+                <w:sz w:val="20"/>
+                <w:szCs w:val="20"/>
+              </w:rPr>
+              <w:t xml:space="preserve">真偽値</w:t>
+            </w:r>
+          </w:p>
+        </w:tc>
+        <w:tc>
+          <w:tcPr>
+            <w:tcW w:type="pct" w:w="10%"/>
+            <w:tcMar>
+              <w:top w:type="dxa" w:w="60"/>
+              <w:left w:type="dxa" w:w="100"/>
+              <w:bottom w:type="dxa" w:w="60"/>
+              <w:right w:type="dxa" w:w="100"/>
+            </w:tcMar>
+          </w:tcPr>
+          <w:p>
+            <w:r>
+              <w:rPr>
+                <w:rFonts w:ascii="游ゴシック" w:cs="游ゴシック" w:eastAsia="游ゴシック" w:hAnsi="游ゴシック"/>
+                <w:b w:val="false"/>
+                <w:bCs w:val="false"/>
+                <w:sz w:val="20"/>
+                <w:szCs w:val="20"/>
+              </w:rPr>
+              <w:t xml:space="preserve"/>
+            </w:r>
+          </w:p>
+        </w:tc>
+        <w:tc>
+          <w:tcPr>
+            <w:tcW w:type="pct" w:w="50%"/>
+            <w:tcMar>
+              <w:top w:type="dxa" w:w="60"/>
+              <w:left w:type="dxa" w:w="100"/>
+              <w:bottom w:type="dxa" w:w="60"/>
+              <w:right w:type="dxa" w:w="100"/>
+            </w:tcMar>
+          </w:tcPr>
+          <w:p>
+            <w:r>
+              <w:rPr>
+                <w:rFonts w:ascii="游ゴシック" w:cs="游ゴシック" w:eastAsia="游ゴシック" w:hAnsi="游ゴシック"/>
+                <w:b w:val="false"/>
+                <w:bCs w:val="false"/>
+                <w:sz w:val="20"/>
+                <w:szCs w:val="20"/>
+              </w:rPr>
+              <w:t xml:space="preserve">メイン情報を保持したテーブル(projects)への登録処理の成否。既定値false。</w:t>
+            </w:r>
+          </w:p>
+        </w:tc>
+      </w:tr>
+      <w:tr>
+        <w:tc>
+          <w:tcPr>
+            <w:tcW w:type="pct" w:w="18%"/>
+            <w:tcMar>
+              <w:top w:type="dxa" w:w="60"/>
+              <w:left w:type="dxa" w:w="100"/>
+              <w:bottom w:type="dxa" w:w="60"/>
+              <w:right w:type="dxa" w:w="100"/>
+            </w:tcMar>
+          </w:tcPr>
+          <w:p>
+            <w:r>
+              <w:rPr>
+                <w:rFonts w:ascii="游ゴシック" w:cs="游ゴシック" w:eastAsia="游ゴシック" w:hAnsi="游ゴシック"/>
+                <w:b w:val="false"/>
+                <w:bCs w:val="false"/>
+                <w:sz w:val="20"/>
+                <w:szCs w:val="20"/>
+              </w:rPr>
+              <w:t xml:space="preserve">allPass</w:t>
+            </w:r>
+          </w:p>
+        </w:tc>
+        <w:tc>
+          <w:tcPr>
+            <w:tcW w:type="pct" w:w="22%"/>
+            <w:tcMar>
+              <w:top w:type="dxa" w:w="60"/>
+              <w:left w:type="dxa" w:w="100"/>
+              <w:bottom w:type="dxa" w:w="60"/>
+              <w:right w:type="dxa" w:w="100"/>
+            </w:tcMar>
+          </w:tcPr>
+          <w:p>
+            <w:r>
+              <w:rPr>
+                <w:rFonts w:ascii="游ゴシック" w:cs="游ゴシック" w:eastAsia="游ゴシック" w:hAnsi="游ゴシック"/>
+                <w:b w:val="false"/>
+                <w:bCs w:val="false"/>
+                <w:sz w:val="20"/>
+                <w:szCs w:val="20"/>
+              </w:rPr>
+              <w:t xml:space="preserve">真偽値</w:t>
+            </w:r>
+          </w:p>
+        </w:tc>
+        <w:tc>
+          <w:tcPr>
+            <w:tcW w:type="pct" w:w="10%"/>
+            <w:tcMar>
+              <w:top w:type="dxa" w:w="60"/>
+              <w:left w:type="dxa" w:w="100"/>
+              <w:bottom w:type="dxa" w:w="60"/>
+              <w:right w:type="dxa" w:w="100"/>
+            </w:tcMar>
+          </w:tcPr>
+          <w:p>
+            <w:r>
+              <w:rPr>
+                <w:rFonts w:ascii="游ゴシック" w:cs="游ゴシック" w:eastAsia="游ゴシック" w:hAnsi="游ゴシック"/>
+                <w:b w:val="false"/>
+                <w:bCs w:val="false"/>
+                <w:sz w:val="20"/>
+                <w:szCs w:val="20"/>
+              </w:rPr>
+              <w:t xml:space="preserve"/>
+            </w:r>
+          </w:p>
+        </w:tc>
+        <w:tc>
+          <w:tcPr>
+            <w:tcW w:type="pct" w:w="50%"/>
+            <w:tcMar>
+              <w:top w:type="dxa" w:w="60"/>
+              <w:left w:type="dxa" w:w="100"/>
+              <w:bottom w:type="dxa" w:w="60"/>
+              <w:right w:type="dxa" w:w="100"/>
+            </w:tcMar>
+          </w:tcPr>
+          <w:p>
+            <w:r>
+              <w:rPr>
+                <w:rFonts w:ascii="游ゴシック" w:cs="游ゴシック" w:eastAsia="游ゴシック" w:hAnsi="游ゴシック"/>
+                <w:b w:val="false"/>
+                <w:bCs w:val="false"/>
+                <w:sz w:val="20"/>
+                <w:szCs w:val="20"/>
+              </w:rPr>
+              <w:t xml:space="preserve">すべての操作が成功した場合のみtrue。この画面の成功/失敗判定に使用。</w:t>
+            </w:r>
+          </w:p>
+        </w:tc>
+      </w:tr>
+      <w:tr>
+        <w:tc>
+          <w:tcPr>
+            <w:tcW w:type="pct" w:w="18%"/>
+            <w:tcMar>
+              <w:top w:type="dxa" w:w="60"/>
+              <w:left w:type="dxa" w:w="100"/>
+              <w:bottom w:type="dxa" w:w="60"/>
+              <w:right w:type="dxa" w:w="100"/>
+            </w:tcMar>
+          </w:tcPr>
+          <w:p>
+            <w:r>
+              <w:rPr>
+                <w:rFonts w:ascii="游ゴシック" w:cs="游ゴシック" w:eastAsia="游ゴシック" w:hAnsi="游ゴシック"/>
+                <w:b w:val="false"/>
+                <w:bCs w:val="false"/>
+                <w:sz w:val="20"/>
+                <w:szCs w:val="20"/>
+              </w:rPr>
+              <w:t xml:space="preserve">lastPass</w:t>
+            </w:r>
+          </w:p>
+        </w:tc>
+        <w:tc>
+          <w:tcPr>
+            <w:tcW w:type="pct" w:w="22%"/>
+            <w:tcMar>
+              <w:top w:type="dxa" w:w="60"/>
+              <w:left w:type="dxa" w:w="100"/>
+              <w:bottom w:type="dxa" w:w="60"/>
+              <w:right w:type="dxa" w:w="100"/>
+            </w:tcMar>
+          </w:tcPr>
+          <w:p>
+            <w:r>
+              <w:rPr>
+                <w:rFonts w:ascii="游ゴシック" w:cs="游ゴシック" w:eastAsia="游ゴシック" w:hAnsi="游ゴシック"/>
+                <w:b w:val="false"/>
+                <w:bCs w:val="false"/>
+                <w:sz w:val="20"/>
+                <w:szCs w:val="20"/>
+              </w:rPr>
+              <w:t xml:space="preserve">真偽値</w:t>
+            </w:r>
+          </w:p>
+        </w:tc>
+        <w:tc>
+          <w:tcPr>
+            <w:tcW w:type="pct" w:w="10%"/>
+            <w:tcMar>
+              <w:top w:type="dxa" w:w="60"/>
+              <w:left w:type="dxa" w:w="100"/>
+              <w:bottom w:type="dxa" w:w="60"/>
+              <w:right w:type="dxa" w:w="100"/>
+            </w:tcMar>
+          </w:tcPr>
+          <w:p>
+            <w:r>
+              <w:rPr>
+                <w:rFonts w:ascii="游ゴシック" w:cs="游ゴシック" w:eastAsia="游ゴシック" w:hAnsi="游ゴシック"/>
+                <w:b w:val="false"/>
+                <w:bCs w:val="false"/>
+                <w:sz w:val="20"/>
+                <w:szCs w:val="20"/>
+              </w:rPr>
+              <w:t xml:space="preserve"/>
+            </w:r>
+          </w:p>
+        </w:tc>
+        <w:tc>
+          <w:tcPr>
+            <w:tcW w:type="pct" w:w="50%"/>
+            <w:tcMar>
+              <w:top w:type="dxa" w:w="60"/>
+              <w:left w:type="dxa" w:w="100"/>
+              <w:bottom w:type="dxa" w:w="60"/>
+              <w:right w:type="dxa" w:w="100"/>
+            </w:tcMar>
+          </w:tcPr>
+          <w:p>
+            <w:r>
+              <w:rPr>
+                <w:rFonts w:ascii="游ゴシック" w:cs="游ゴシック" w:eastAsia="游ゴシック" w:hAnsi="游ゴシック"/>
+                <w:b w:val="false"/>
+                <w:bCs w:val="false"/>
+                <w:sz w:val="20"/>
+                <w:szCs w:val="20"/>
+              </w:rPr>
+              <w:t xml:space="preserve">最後の操作まで到達したことを示すフラグ。既定値false。</w:t>
+            </w:r>
+          </w:p>
+        </w:tc>
+      </w:tr>
+    </w:tbl>
+    <w:p>
+      <w:pPr>
+        <w:spacing w:after="120"/>
+      </w:pPr>
+      <w:r>
+        <w:rPr>
+          <w:rFonts w:ascii="游ゴシック" w:cs="游ゴシック" w:eastAsia="游ゴシック" w:hAnsi="游ゴシック"/>
+        </w:rPr>
+        <w:t xml:space="preserve">※ service_roleにSELECT権限が付与されていないと本テーブルの参照時にエラー(permission denied for table results)となる。GRANT SELECT ON public.results TO service_role; の実行が必要。</w:t>
+      </w:r>
+    </w:p>
+    <w:p>
+      <w:pPr>
         <w:pStyle w:val="Heading2"/>
         <w:spacing w:after="150" w:before="300"/>
       </w:pPr>
@@ -7656,6 +8653,100 @@
           </w:p>
         </w:tc>
       </w:tr>
+      <w:tr>
+        <w:tc>
+          <w:tcPr>
+            <w:tcW w:type="pct" w:w="16%"/>
+            <w:tcMar>
+              <w:top w:type="dxa" w:w="60"/>
+              <w:left w:type="dxa" w:w="100"/>
+              <w:bottom w:type="dxa" w:w="60"/>
+              <w:right w:type="dxa" w:w="100"/>
+            </w:tcMar>
+          </w:tcPr>
+          <w:p>
+            <w:r>
+              <w:rPr>
+                <w:rFonts w:ascii="游ゴシック" w:cs="游ゴシック" w:eastAsia="游ゴシック" w:hAnsi="游ゴシック"/>
+                <w:b w:val="false"/>
+                <w:bCs w:val="false"/>
+                <w:sz w:val="20"/>
+                <w:szCs w:val="20"/>
+              </w:rPr>
+              <w:t xml:space="preserve">automateの実行結果画面</w:t>
+            </w:r>
+          </w:p>
+        </w:tc>
+        <w:tc>
+          <w:tcPr>
+            <w:tcW w:type="pct" w:w="14%"/>
+            <w:tcMar>
+              <w:top w:type="dxa" w:w="60"/>
+              <w:left w:type="dxa" w:w="100"/>
+              <w:bottom w:type="dxa" w:w="60"/>
+              <w:right w:type="dxa" w:w="100"/>
+            </w:tcMar>
+          </w:tcPr>
+          <w:p>
+            <w:r>
+              <w:rPr>
+                <w:rFonts w:ascii="游ゴシック" w:cs="游ゴシック" w:eastAsia="游ゴシック" w:hAnsi="游ゴシック"/>
+                <w:b w:val="false"/>
+                <w:bCs w:val="false"/>
+                <w:sz w:val="20"/>
+                <w:szCs w:val="20"/>
+              </w:rPr>
+              <w:t xml:space="preserve">/automate-results</w:t>
+            </w:r>
+          </w:p>
+        </w:tc>
+        <w:tc>
+          <w:tcPr>
+            <w:tcW w:type="pct" w:w="35%"/>
+            <w:tcMar>
+              <w:top w:type="dxa" w:w="60"/>
+              <w:left w:type="dxa" w:w="100"/>
+              <w:bottom w:type="dxa" w:w="60"/>
+              <w:right w:type="dxa" w:w="100"/>
+            </w:tcMar>
+          </w:tcPr>
+          <w:p>
+            <w:r>
+              <w:rPr>
+                <w:rFonts w:ascii="游ゴシック" w:cs="游ゴシック" w:eastAsia="游ゴシック" w:hAnsi="游ゴシック"/>
+                <w:b w:val="false"/>
+                <w:bCs w:val="false"/>
+                <w:sz w:val="20"/>
+                <w:szCs w:val="20"/>
+              </w:rPr>
+              <w:t xml:space="preserve">Power Automateフローの実行結果(成功/失敗)確認</w:t>
+            </w:r>
+          </w:p>
+        </w:tc>
+        <w:tc>
+          <w:tcPr>
+            <w:tcW w:type="pct" w:w="35%"/>
+            <w:tcMar>
+              <w:top w:type="dxa" w:w="60"/>
+              <w:left w:type="dxa" w:w="100"/>
+              <w:bottom w:type="dxa" w:w="60"/>
+              <w:right w:type="dxa" w:w="100"/>
+            </w:tcMar>
+          </w:tcPr>
+          <w:p>
+            <w:r>
+              <w:rPr>
+                <w:rFonts w:ascii="游ゴシック" w:cs="游ゴシック" w:eastAsia="游ゴシック" w:hAnsi="游ゴシック"/>
+                <w:b w:val="false"/>
+                <w:bCs w:val="false"/>
+                <w:sz w:val="20"/>
+                <w:szCs w:val="20"/>
+              </w:rPr>
+              <w:t xml:space="preserve">日付/月検索、すべて/成功のみ/失敗のみフィルタ、全件数・成功数・失敗数カード、月別/日別成功・失敗棒グラフ、結果一覧(ID/日時/結果)</w:t>
+            </w:r>
+          </w:p>
+        </w:tc>
+      </w:tr>
     </w:tbl>
     <w:p>
       <w:pPr>
@@ -9817,6 +10908,54 @@
           </w:p>
         </w:tc>
       </w:tr>
+      <w:tr>
+        <w:tc>
+          <w:tcPr>
+            <w:tcW w:type="pct" w:w="50%"/>
+            <w:tcMar>
+              <w:top w:type="dxa" w:w="60"/>
+              <w:left w:type="dxa" w:w="100"/>
+              <w:bottom w:type="dxa" w:w="60"/>
+              <w:right w:type="dxa" w:w="100"/>
+            </w:tcMar>
+          </w:tcPr>
+          <w:p>
+            <w:r>
+              <w:rPr>
+                <w:rFonts w:ascii="游ゴシック" w:cs="游ゴシック" w:eastAsia="游ゴシック" w:hAnsi="游ゴシック"/>
+                <w:b w:val="false"/>
+                <w:bCs w:val="false"/>
+                <w:sz w:val="20"/>
+                <w:szCs w:val="20"/>
+              </w:rPr>
+              <w:t xml:space="preserve">automateの実行結果画面</w:t>
+            </w:r>
+          </w:p>
+        </w:tc>
+        <w:tc>
+          <w:tcPr>
+            <w:tcW w:type="pct" w:w="50%"/>
+            <w:tcMar>
+              <w:top w:type="dxa" w:w="60"/>
+              <w:left w:type="dxa" w:w="100"/>
+              <w:bottom w:type="dxa" w:w="60"/>
+              <w:right w:type="dxa" w:w="100"/>
+            </w:tcMar>
+          </w:tcPr>
+          <w:p>
+            <w:r>
+              <w:rPr>
+                <w:rFonts w:ascii="游ゴシック" w:cs="游ゴシック" w:eastAsia="游ゴシック" w:hAnsi="游ゴシック"/>
+                <w:b w:val="false"/>
+                <w:bCs w:val="false"/>
+                <w:sz w:val="20"/>
+                <w:szCs w:val="20"/>
+              </w:rPr>
+              <w:t xml:space="preserve">/automate-results</w:t>
+            </w:r>
+          </w:p>
+        </w:tc>
+      </w:tr>
     </w:tbl>
     <w:p>
       <w:pPr>
@@ -10414,6 +11553,77 @@
                 <w:szCs w:val="20"/>
               </w:rPr>
               <w:t xml:space="preserve">パスワードリセット</w:t>
+            </w:r>
+          </w:p>
+        </w:tc>
+      </w:tr>
+      <w:tr>
+        <w:tc>
+          <w:tcPr>
+            <w:tcW w:type="pct" w:w="25%"/>
+            <w:tcMar>
+              <w:top w:type="dxa" w:w="60"/>
+              <w:left w:type="dxa" w:w="100"/>
+              <w:bottom w:type="dxa" w:w="60"/>
+              <w:right w:type="dxa" w:w="100"/>
+            </w:tcMar>
+          </w:tcPr>
+          <w:p>
+            <w:r>
+              <w:rPr>
+                <w:rFonts w:ascii="游ゴシック" w:cs="游ゴシック" w:eastAsia="游ゴシック" w:hAnsi="游ゴシック"/>
+                <w:b w:val="false"/>
+                <w:bCs w:val="false"/>
+                <w:sz w:val="20"/>
+                <w:szCs w:val="20"/>
+              </w:rPr>
+              <w:t xml:space="preserve">/api/automate-results</w:t>
+            </w:r>
+          </w:p>
+        </w:tc>
+        <w:tc>
+          <w:tcPr>
+            <w:tcW w:type="pct" w:w="15%"/>
+            <w:tcMar>
+              <w:top w:type="dxa" w:w="60"/>
+              <w:left w:type="dxa" w:w="100"/>
+              <w:bottom w:type="dxa" w:w="60"/>
+              <w:right w:type="dxa" w:w="100"/>
+            </w:tcMar>
+          </w:tcPr>
+          <w:p>
+            <w:r>
+              <w:rPr>
+                <w:rFonts w:ascii="游ゴシック" w:cs="游ゴシック" w:eastAsia="游ゴシック" w:hAnsi="游ゴシック"/>
+                <w:b w:val="false"/>
+                <w:bCs w:val="false"/>
+                <w:sz w:val="20"/>
+                <w:szCs w:val="20"/>
+              </w:rPr>
+              <w:t xml:space="preserve">GET</w:t>
+            </w:r>
+          </w:p>
+        </w:tc>
+        <w:tc>
+          <w:tcPr>
+            <w:tcW w:type="pct" w:w="60%"/>
+            <w:tcMar>
+              <w:top w:type="dxa" w:w="60"/>
+              <w:left w:type="dxa" w:w="100"/>
+              <w:bottom w:type="dxa" w:w="60"/>
+              <w:right w:type="dxa" w:w="100"/>
+            </w:tcMar>
+          </w:tcPr>
+          <w:p>
+            <w:r>
+              <w:rPr>
+                <w:rFonts w:ascii="游ゴシック" w:cs="游ゴシック" w:eastAsia="游ゴシック" w:hAnsi="游ゴシック"/>
+                <w:b w:val="false"/>
+                <w:bCs w:val="false"/>
+                <w:sz w:val="20"/>
+                <w:szCs w:val="20"/>
+              </w:rPr>
+              <w:t xml:space="preserve">Power Automateの実行結果一覧取得(1000件単位ページング)</w:t>
             </w:r>
           </w:p>
         </w:tc>
@@ -11535,7 +12745,7 @@
                 <w:sz w:val="20"/>
                 <w:szCs w:val="20"/>
               </w:rPr>
-              <w:t xml:space="preserve">メール・Teams等による能動的な通知は行われない。確認できるのはPower Automate自体の実行履歴(デリバ/実行結果画面)のみで、管理者がPower Automate側を能動的に確認しない限り気づけない。</w:t>
+              <w:t xml:space="preserve">メール・Teams等による能動的な通知は行われない。resultsテーブル・automateの実行結果画面(/automate-results)で主要な操作の成否を確認できるが、管理者が能動的に開いて確認する必要がある(プッシュ通知等は無い)。</w:t>
             </w:r>
           </w:p>
         </w:tc>
@@ -12652,6 +13862,30 @@
     </w:p>
     <w:p>
       <w:pPr>
+        <w:pStyle w:val="Heading3"/>
+        <w:spacing w:after="100" w:before="200"/>
+      </w:pPr>
+      <w:r>
+        <w:t xml:space="preserve">3.2.7 automateの実行結果取得処理</w:t>
+      </w:r>
+    </w:p>
+    <w:p>
+      <w:pPr>
+        <w:spacing w:after="200"/>
+        <w:jc w:val="center"/>
+      </w:pPr>
+      <w:r>
+        <w:rPr>
+          <w:i/>
+          <w:iCs/>
+          <w:sz w:val="18"/>
+          <w:szCs w:val="18"/>
+        </w:rPr>
+        <w:t xml:space="preserve">図3-8 automateの実行結果取得シーケンス図(未作成。docs/sequence.mdのMermaid記述を参照)</w:t>
+      </w:r>
+    </w:p>
+    <w:p>
+      <w:pPr>
         <w:pStyle w:val="Heading1"/>
         <w:spacing w:after="200" w:before="400"/>
       </w:pPr>
@@ -16928,7 +18162,7 @@
           <w:sz w:val="20"/>
           <w:szCs w:val="20"/>
         </w:rPr>
-        <w:t xml:space="preserve">※ この実行履歴が事実上の「ログ」であり、本システム側(Supabase・Next.js)にPower Automateの実行結果が転記・保存されることは無い。管理者が異常に気づくには、Power Automate側の実行履歴を能動的に確認する必要がある(2.14 監査ログも参照)。</w:t>
+        <w:t xml:space="preserve">※ 主要な操作の成否についてはresultsテーブルへ記録され、automateの実行結果画面(/automate-results)で確認できるようになった。ただしPower Automate自体の実行履歴(アクション単位の詳細)がこの画面に転記されるわけではなく、能動的に開いて確認する必要がある点は変わらない(2.14 監査ログも参照)。</w:t>
       </w:r>
     </w:p>
     <w:sectPr>

--- a/docs/設計書.docx
+++ b/docs/設計書.docx
@@ -6893,7 +6893,7 @@
                 <w:sz w:val="20"/>
                 <w:szCs w:val="20"/>
               </w:rPr>
-              <w:t xml:space="preserve">文字列</w:t>
+              <w:t xml:space="preserve">整数</w:t>
             </w:r>
           </w:p>
         </w:tc>
@@ -7058,7 +7058,7 @@
                 <w:sz w:val="20"/>
                 <w:szCs w:val="20"/>
               </w:rPr>
-              <w:t xml:space="preserve">AiSearch</w:t>
+              <w:t xml:space="preserve">aisearch</w:t>
             </w:r>
           </w:p>
         </w:tc>
@@ -7246,7 +7246,7 @@
                 <w:sz w:val="20"/>
                 <w:szCs w:val="20"/>
               </w:rPr>
-              <w:t xml:space="preserve">isClose</w:t>
+              <w:t xml:space="preserve">isclose</w:t>
             </w:r>
           </w:p>
         </w:tc>
@@ -7434,7 +7434,7 @@
                 <w:sz w:val="20"/>
                 <w:szCs w:val="20"/>
               </w:rPr>
-              <w:t xml:space="preserve">allPass</w:t>
+              <w:t xml:space="preserve">allpass</w:t>
             </w:r>
           </w:p>
         </w:tc>
@@ -7528,7 +7528,7 @@
                 <w:sz w:val="20"/>
                 <w:szCs w:val="20"/>
               </w:rPr>
-              <w:t xml:space="preserve">lastPass</w:t>
+              <w:t xml:space="preserve">lastpass</w:t>
             </w:r>
           </w:p>
         </w:tc>
@@ -8742,7 +8742,7 @@
                 <w:sz w:val="20"/>
                 <w:szCs w:val="20"/>
               </w:rPr>
-              <w:t xml:space="preserve">日付/月検索、すべて/成功のみ/失敗のみフィルタ、全件数・成功数・失敗数カード、月別/日別成功・失敗棒グラフ、結果一覧(ID/日時/結果)</w:t>
+              <w:t xml:space="preserve">日付/月検索、すべて/成功のみ/失敗のみフィルタ、全件数・成功数・失敗数カード、月別/日別の成功・失敗を左右に並べた棒グラフ(バー内に成功/失敗の文字表示)、結果一覧(ID/日時/結果、1ページ50件、結果列見出しの◁▷でページ送り)</w:t>
             </w:r>
           </w:p>
         </w:tc>
